--- a/pr-preview/pr-372/chapters/teaching.docx
+++ b/pr-preview/pr-372/chapters/teaching.docx
@@ -15,7 +15,7 @@
         <w:pStyle w:val="Date"/>
       </w:pPr>
       <w:r>
-        <w:t xml:space="preserve">Last modified: 2026-10-26 11:26:17 (PDT)</w:t>
+        <w:t xml:space="preserve">Last modified: 2026-10-26 12:11:21 (PDT)</w:t>
       </w:r>
     </w:p>
     <w:tbl>
@@ -2437,13 +2437,173 @@
         <w:t xml:space="preserve"> </w:t>
       </w:r>
       <w:r>
-        <w:t xml:space="preserve">(visualize, visualizing, visualization) a corresponding figure (Ezra, 2026-10-26).</w:t>
-      </w:r>
-      <w:r>
-        <w:t xml:space="preserve"> </w:t>
-      </w:r>
-      <w:r>
-        <w:t xml:space="preserve">For an exercise, the solution includes the figure.</w:t>
+        <w:t xml:space="preserve">(</w:t>
+      </w:r>
+      <w:r>
+        <w:rPr>
+          <w:i/>
+          <w:iCs/>
+        </w:rPr>
+        <w:t xml:space="preserve">visualize</w:t>
+      </w:r>
+      <w:r>
+        <w:t xml:space="preserve">,</w:t>
+      </w:r>
+      <w:r>
+        <w:t xml:space="preserve"> </w:t>
+      </w:r>
+      <w:r>
+        <w:rPr>
+          <w:i/>
+          <w:iCs/>
+        </w:rPr>
+        <w:t xml:space="preserve">visualizing</w:t>
+      </w:r>
+      <w:r>
+        <w:t xml:space="preserve">,</w:t>
+      </w:r>
+      <w:r>
+        <w:t xml:space="preserve"> </w:t>
+      </w:r>
+      <w:r>
+        <w:rPr>
+          <w:i/>
+          <w:iCs/>
+        </w:rPr>
+        <w:t xml:space="preserve">visualization</w:t>
+      </w:r>
+      <w:r>
+        <w:t xml:space="preserve">) a corresponding figure (Ezra, 2026-10-26).</w:t>
+      </w:r>
+      <w:r>
+        <w:t xml:space="preserve"> </w:t>
+      </w:r>
+      <w:r>
+        <w:t xml:space="preserve">For an exercise, the figure may sit in the exercise or in its solution,</w:t>
+      </w:r>
+      <w:r>
+        <w:t xml:space="preserve"> </w:t>
+      </w:r>
+      <w:r>
+        <w:t xml:space="preserve">and the solution always shows the figure that answers the picture it asks for.</w:t>
+      </w:r>
+      <w:r>
+        <w:t xml:space="preserve"> </w:t>
+      </w:r>
+      <w:r>
+        <w:t xml:space="preserve">The rule covers any div that asks for a picture:</w:t>
+      </w:r>
+      <w:r>
+        <w:t xml:space="preserve"> </w:t>
+      </w:r>
+      <w:r>
+        <w:t xml:space="preserve">a title or an exercise prompt that says</w:t>
+      </w:r>
+      <w:r>
+        <w:t xml:space="preserve"> </w:t>
+      </w:r>
+      <w:r>
+        <w:rPr>
+          <w:i/>
+          <w:iCs/>
+        </w:rPr>
+        <w:t xml:space="preserve">plot</w:t>
+      </w:r>
+      <w:r>
+        <w:t xml:space="preserve">,</w:t>
+      </w:r>
+      <w:r>
+        <w:t xml:space="preserve"> </w:t>
+      </w:r>
+      <w:r>
+        <w:rPr>
+          <w:i/>
+          <w:iCs/>
+        </w:rPr>
+        <w:t xml:space="preserve">sketch</w:t>
+      </w:r>
+      <w:r>
+        <w:t xml:space="preserve">,</w:t>
+      </w:r>
+      <w:r>
+        <w:t xml:space="preserve"> </w:t>
+      </w:r>
+      <w:r>
+        <w:rPr>
+          <w:i/>
+          <w:iCs/>
+        </w:rPr>
+        <w:t xml:space="preserve">draw</w:t>
+      </w:r>
+      <w:r>
+        <w:t xml:space="preserve">,</w:t>
+      </w:r>
+      <w:r>
+        <w:t xml:space="preserve"> </w:t>
+      </w:r>
+      <w:r>
+        <w:rPr>
+          <w:i/>
+          <w:iCs/>
+        </w:rPr>
+        <w:t xml:space="preserve">diagram</w:t>
+      </w:r>
+      <w:r>
+        <w:t xml:space="preserve"> </w:t>
+      </w:r>
+      <w:r>
+        <w:t xml:space="preserve">or</w:t>
+      </w:r>
+      <w:r>
+        <w:t xml:space="preserve"> </w:t>
+      </w:r>
+      <w:r>
+        <w:rPr>
+          <w:i/>
+          <w:iCs/>
+        </w:rPr>
+        <w:t xml:space="preserve">contour</w:t>
+      </w:r>
+      <w:r>
+        <w:t xml:space="preserve"> </w:t>
+      </w:r>
+      <w:r>
+        <w:t xml:space="preserve">(in any inflection, such as</w:t>
+      </w:r>
+      <w:r>
+        <w:t xml:space="preserve"> </w:t>
+      </w:r>
+      <w:r>
+        <w:rPr>
+          <w:i/>
+          <w:iCs/>
+        </w:rPr>
+        <w:t xml:space="preserve">plotting</w:t>
+      </w:r>
+      <w:r>
+        <w:t xml:space="preserve"> </w:t>
+      </w:r>
+      <w:r>
+        <w:t xml:space="preserve">or</w:t>
+      </w:r>
+      <w:r>
+        <w:t xml:space="preserve"> </w:t>
+      </w:r>
+      <w:r>
+        <w:rPr>
+          <w:i/>
+          <w:iCs/>
+        </w:rPr>
+        <w:t xml:space="preserve">sketching</w:t>
+      </w:r>
+      <w:r>
+        <w:t xml:space="preserve">),</w:t>
+      </w:r>
+      <w:r>
+        <w:t xml:space="preserve"> </w:t>
+      </w:r>
+      <w:r>
+        <w:t xml:space="preserve">or that asks the reader to mark points on a surface.</w:t>
       </w:r>
       <w:r>
         <w:t xml:space="preserve"> </w:t>
@@ -2487,7 +2647,7 @@
         <w:t xml:space="preserve"> </w:t>
       </w:r>
       <w:r>
-        <w:t xml:space="preserve">and</w:t>
+        <w:t xml:space="preserve">and a</w:t>
       </w:r>
       <w:r>
         <w:t xml:space="preserve"> </w:t>
@@ -2502,7 +2662,13 @@
         <w:t xml:space="preserve"> </w:t>
       </w:r>
       <w:r>
-        <w:t xml:space="preserve">inside the div is the same exception as for an example</w:t>
+        <w:t xml:space="preserve">comment inside the div suppresses that report,</w:t>
+      </w:r>
+      <w:r>
+        <w:t xml:space="preserve"> </w:t>
+      </w:r>
+      <w:r>
+        <w:t xml:space="preserve">as it does for an example</w:t>
       </w:r>
       <w:r>
         <w:t xml:space="preserve"> </w:t>

--- a/pr-preview/pr-372/chapters/teaching.docx
+++ b/pr-preview/pr-372/chapters/teaching.docx
@@ -15,7 +15,7 @@
         <w:pStyle w:val="Date"/>
       </w:pPr>
       <w:r>
-        <w:t xml:space="preserve">Last modified: 2026-10-26 12:11:21 (PDT)</w:t>
+        <w:t xml:space="preserve">Last modified: 2026-10-26 12:25:56 (PDT)</w:t>
       </w:r>
     </w:p>
     <w:tbl>
@@ -2479,13 +2479,7 @@
         <w:t xml:space="preserve"> </w:t>
       </w:r>
       <w:r>
-        <w:t xml:space="preserve">For an exercise, the figure may sit in the exercise or in its solution,</w:t>
-      </w:r>
-      <w:r>
-        <w:t xml:space="preserve"> </w:t>
-      </w:r>
-      <w:r>
-        <w:t xml:space="preserve">and the solution always shows the figure that answers the picture it asks for.</w:t>
+        <w:t xml:space="preserve">For an exercise, the solution includes the figure.</w:t>
       </w:r>
       <w:r>
         <w:t xml:space="preserve"> </w:t>
@@ -2549,10 +2543,7 @@
         <w:t xml:space="preserve">diagram</w:t>
       </w:r>
       <w:r>
-        <w:t xml:space="preserve"> </w:t>
-      </w:r>
-      <w:r>
-        <w:t xml:space="preserve">or</w:t>
+        <w:t xml:space="preserve">, or</w:t>
       </w:r>
       <w:r>
         <w:t xml:space="preserve"> </w:t>
@@ -2604,6 +2595,18 @@
       </w:r>
       <w:r>
         <w:t xml:space="preserve">or that asks the reader to mark points on a surface.</w:t>
+      </w:r>
+      <w:r>
+        <w:t xml:space="preserve"> </w:t>
+      </w:r>
+      <w:r>
+        <w:t xml:space="preserve">The solution shows the picture that the exercise asks for;</w:t>
+      </w:r>
+      <w:r>
+        <w:t xml:space="preserve"> </w:t>
+      </w:r>
+      <w:r>
+        <w:t xml:space="preserve">the check accepts a figure in the exercise or in its solution.</w:t>
       </w:r>
       <w:r>
         <w:t xml:space="preserve"> </w:t>

--- a/pr-preview/pr-372/chapters/teaching.docx
+++ b/pr-preview/pr-372/chapters/teaching.docx
@@ -15,7 +15,7 @@
         <w:pStyle w:val="Date"/>
       </w:pPr>
       <w:r>
-        <w:t xml:space="preserve">Last modified: 2026-10-26 12:25:56 (PDT)</w:t>
+        <w:t xml:space="preserve">Last modified: 2026-10-26 12:44:18 (PDT)</w:t>
       </w:r>
     </w:p>
     <w:tbl>
@@ -2479,13 +2479,13 @@
         <w:t xml:space="preserve"> </w:t>
       </w:r>
       <w:r>
-        <w:t xml:space="preserve">For an exercise, the solution includes the figure.</w:t>
-      </w:r>
-      <w:r>
-        <w:t xml:space="preserve"> </w:t>
-      </w:r>
-      <w:r>
-        <w:t xml:space="preserve">The rule covers any div that asks for a picture:</w:t>
+        <w:t xml:space="preserve">For an exercise, the figure may sit in the exercise or in its solution.</w:t>
+      </w:r>
+      <w:r>
+        <w:t xml:space="preserve"> </w:t>
+      </w:r>
+      <w:r>
+        <w:t xml:space="preserve">The rule also covers any div that asks for a picture:</w:t>
       </w:r>
       <w:r>
         <w:t xml:space="preserve"> </w:t>
@@ -2595,18 +2595,6 @@
       </w:r>
       <w:r>
         <w:t xml:space="preserve">or that asks the reader to mark points on a surface.</w:t>
-      </w:r>
-      <w:r>
-        <w:t xml:space="preserve"> </w:t>
-      </w:r>
-      <w:r>
-        <w:t xml:space="preserve">The solution shows the picture that the exercise asks for;</w:t>
-      </w:r>
-      <w:r>
-        <w:t xml:space="preserve"> </w:t>
-      </w:r>
-      <w:r>
-        <w:t xml:space="preserve">the check accepts a figure in the exercise or in its solution.</w:t>
       </w:r>
       <w:r>
         <w:t xml:space="preserve"> </w:t>

--- a/pr-preview/pr-372/chapters/teaching.docx
+++ b/pr-preview/pr-372/chapters/teaching.docx
@@ -15,7 +15,7 @@
         <w:pStyle w:val="Date"/>
       </w:pPr>
       <w:r>
-        <w:t xml:space="preserve">Last modified: 2026-10-26 12:44:18 (PDT)</w:t>
+        <w:t xml:space="preserve">Last modified: 2026-10-26 13:16:51 (PDT)</w:t>
       </w:r>
     </w:p>
     <w:tbl>
